--- a/test_output_주간보고_20260713.docx
+++ b/test_output_주간보고_20260713.docx
@@ -613,7 +613,7 @@
       </w:tr>
     </w:tbl>
     <w:sectPr>
-      <w:pgSz w:w="11906" w:h="16838" w:orient="portrait"/>
+      <w:pgSz w:w="11906" w:h="16838" w:orient="landscape"/>
       <w:pgMar w:top="720" w:right="720" w:bottom="720" w:left="720" w:header="708" w:footer="708" w:gutter="0"/>
       <w:pgNumType/>
       <w:docGrid w:linePitch="360"/>

--- a/test_output_주간보고_20260713.docx
+++ b/test_output_주간보고_20260713.docx
@@ -613,7 +613,7 @@
       </w:tr>
     </w:tbl>
     <w:sectPr>
-      <w:pgSz w:w="11906" w:h="16838" w:orient="landscape"/>
+      <w:pgSz w:w="16838" w:h="11906" w:orient="landscape"/>
       <w:pgMar w:top="720" w:right="720" w:bottom="720" w:left="720" w:header="708" w:footer="708" w:gutter="0"/>
       <w:pgNumType/>
       <w:docGrid w:linePitch="360"/>

--- a/test_output_주간보고_20260713.docx
+++ b/test_output_주간보고_20260713.docx
@@ -10,10 +10,10 @@
       <w:r>
         <w:rPr>
           <w:rFonts w:ascii="맑은 고딕" w:cs="맑은 고딕" w:eastAsia="맑은 고딕" w:hAnsi="맑은 고딕"/>
-          <w:b/>
-          <w:bCs/>
-          <w:sz w:val="32"/>
-          <w:szCs w:val="32"/>
+          <w:b w:val="false"/>
+          <w:bCs w:val="false"/>
+          <w:sz w:val="24"/>
+          <w:szCs w:val="24"/>
         </w:rPr>
         <w:t xml:space="preserve">2026 년 7 월 3 주차 7 월 13 일부터 7 월 17 일</w:t>
       </w:r>
